--- a/Assignments/Physics 441 Assignments 1.docx
+++ b/Assignments/Physics 441 Assignments 1.docx
@@ -12,65 +12,37 @@
         </w:rPr>
       </w:pPr>
       <w:r>
-        <w:t xml:space="preserve">    </w:t>
-      </w:r>
-      <w:r>
-        <w:rPr>
-          <w:sz w:val="22"/>
-          <w:szCs w:val="22"/>
-        </w:rPr>
-        <w:t>Physics 441</w:t>
-      </w:r>
-      <w:r>
-        <w:rPr>
-          <w:sz w:val="22"/>
-          <w:szCs w:val="22"/>
-        </w:rPr>
-        <w:t>/</w:t>
-      </w:r>
-      <w:r>
-        <w:rPr>
-          <w:sz w:val="22"/>
-          <w:szCs w:val="22"/>
-        </w:rPr>
-        <w:t>PCSE 503</w:t>
-      </w:r>
-      <w:r>
-        <w:rPr>
-          <w:sz w:val="22"/>
-          <w:szCs w:val="22"/>
-        </w:rPr>
-        <w:t xml:space="preserve"> Assignment</w:t>
-      </w:r>
-      <w:r>
-        <w:rPr>
-          <w:sz w:val="22"/>
-          <w:szCs w:val="22"/>
-        </w:rPr>
-        <w:t xml:space="preserve"> 1</w:t>
-      </w:r>
-    </w:p>
-    <w:p>
-      <w:pPr>
-        <w:jc w:val="center"/>
-        <w:rPr>
-          <w:sz w:val="22"/>
-          <w:szCs w:val="22"/>
-        </w:rPr>
-      </w:pPr>
-      <w:r>
-        <w:rPr>
-          <w:sz w:val="22"/>
-          <w:szCs w:val="22"/>
-        </w:rPr>
-        <w:t xml:space="preserve">Due Date:  Friday, </w:t>
-      </w:r>
-      <w:r>
-        <w:rPr>
-          <w:sz w:val="22"/>
-          <w:szCs w:val="22"/>
-        </w:rPr>
-        <w:t>September 8, 2023</w:t>
+        <w:t>PHYS 441/541 Assignment 1</w:t>
+      </w:r>
+      <w:r>
+        <w:rPr>
+          <w:sz w:val="22"/>
+          <w:szCs w:val="22"/>
+        </w:rPr>
+      </w:r>
+      <w:r>
+        <w:rPr>
+          <w:sz w:val="22"/>
+          <w:szCs w:val="22"/>
+        </w:rPr>
+      </w:r>
+      <w:r>
+        <w:rPr>
+          <w:sz w:val="22"/>
+          <w:szCs w:val="22"/>
+        </w:rPr>
+      </w:r>
+      <w:r>
+        <w:rPr>
+          <w:sz w:val="22"/>
+          <w:szCs w:val="22"/>
+        </w:rPr>
+      </w:r>
+      <w:r>
+        <w:rPr>
+          <w:sz w:val="22"/>
+          <w:szCs w:val="22"/>
+        </w:rPr>
       </w:r>
     </w:p>
     <w:p>
@@ -115,7 +87,7 @@
           <w:sz w:val="22"/>
           <w:szCs w:val="22"/>
         </w:rPr>
-        <w:t xml:space="preserve">Modify the </w:t>
+        <w:t>Modify the Jupyter Notebook called:</w:t>
       </w:r>
       <w:proofErr w:type="spellStart"/>
       <w:r>
@@ -123,7 +95,6 @@
           <w:sz w:val="22"/>
           <w:szCs w:val="22"/>
         </w:rPr>
-        <w:t>JupyterNotebook</w:t>
       </w:r>
       <w:proofErr w:type="spellEnd"/>
       <w:r>
@@ -131,14 +102,12 @@
           <w:sz w:val="22"/>
           <w:szCs w:val="22"/>
         </w:rPr>
-        <w:t xml:space="preserve"> called</w:t>
-      </w:r>
-      <w:r>
-        <w:rPr>
-          <w:sz w:val="22"/>
-          <w:szCs w:val="22"/>
-        </w:rPr>
-        <w:t>:</w:t>
+      </w:r>
+      <w:r>
+        <w:rPr>
+          <w:sz w:val="22"/>
+          <w:szCs w:val="22"/>
+        </w:rPr>
       </w:r>
     </w:p>
     <w:p>
@@ -154,7 +123,7 @@
           <w:sz w:val="22"/>
           <w:szCs w:val="22"/>
         </w:rPr>
-        <w:t xml:space="preserve"> ~/</w:t>
+        <w:t>JupyterNotebooks/Week1/Binary_Representation.ipynb</w:t>
       </w:r>
       <w:proofErr w:type="spellStart"/>
       <w:r>
@@ -162,7 +131,6 @@
           <w:sz w:val="22"/>
           <w:szCs w:val="22"/>
         </w:rPr>
-        <w:t>JupyterNotebooks</w:t>
       </w:r>
       <w:proofErr w:type="spellEnd"/>
       <w:r>
@@ -170,7 +138,6 @@
           <w:sz w:val="22"/>
           <w:szCs w:val="22"/>
         </w:rPr>
-        <w:t>/Week1/</w:t>
       </w:r>
       <w:proofErr w:type="spellStart"/>
       <w:r>
@@ -178,7 +145,6 @@
           <w:sz w:val="22"/>
           <w:szCs w:val="22"/>
         </w:rPr>
-        <w:t>Binary_Representation.ipynb</w:t>
       </w:r>
       <w:proofErr w:type="spellEnd"/>
       <w:r>
@@ -186,7 +152,6 @@
           <w:sz w:val="22"/>
           <w:szCs w:val="22"/>
         </w:rPr>
-        <w:t xml:space="preserve"> </w:t>
       </w:r>
     </w:p>
     <w:p>
@@ -247,7 +212,7 @@
           <w:sz w:val="22"/>
           <w:szCs w:val="22"/>
         </w:rPr>
-        <w:t xml:space="preserve">Using the </w:t>
+        <w:t>Using the Jupyter Notebook called:</w:t>
       </w:r>
       <w:proofErr w:type="spellStart"/>
       <w:r>
@@ -255,7 +220,6 @@
           <w:sz w:val="22"/>
           <w:szCs w:val="22"/>
         </w:rPr>
-        <w:t>JupyterNotebook</w:t>
       </w:r>
       <w:proofErr w:type="spellEnd"/>
       <w:r>
@@ -263,14 +227,12 @@
           <w:sz w:val="22"/>
           <w:szCs w:val="22"/>
         </w:rPr>
-        <w:t xml:space="preserve"> called</w:t>
-      </w:r>
-      <w:r>
-        <w:rPr>
-          <w:sz w:val="22"/>
-          <w:szCs w:val="22"/>
-        </w:rPr>
-        <w:t>:</w:t>
+      </w:r>
+      <w:r>
+        <w:rPr>
+          <w:sz w:val="22"/>
+          <w:szCs w:val="22"/>
+        </w:rPr>
       </w:r>
     </w:p>
     <w:p>
@@ -286,7 +248,7 @@
           <w:sz w:val="22"/>
           <w:szCs w:val="22"/>
         </w:rPr>
-        <w:t>~/</w:t>
+        <w:t>JupyterNotebooks/Week1/graph_air_density_residuals.ipynb</w:t>
       </w:r>
       <w:proofErr w:type="spellStart"/>
       <w:r>
@@ -294,7 +256,6 @@
           <w:sz w:val="22"/>
           <w:szCs w:val="22"/>
         </w:rPr>
-        <w:t>JupyterNotebooks</w:t>
       </w:r>
       <w:proofErr w:type="spellEnd"/>
       <w:r>
@@ -302,7 +263,6 @@
           <w:sz w:val="22"/>
           <w:szCs w:val="22"/>
         </w:rPr>
-        <w:t>/Week1/</w:t>
       </w:r>
       <w:proofErr w:type="spellStart"/>
       <w:r>
@@ -310,14 +270,12 @@
           <w:sz w:val="22"/>
           <w:szCs w:val="22"/>
         </w:rPr>
-        <w:t>graphy_air_density_residuals</w:t>
-      </w:r>
-      <w:r>
-        <w:rPr>
-          <w:sz w:val="22"/>
-          <w:szCs w:val="22"/>
-        </w:rPr>
-        <w:t>.ipynb</w:t>
+      </w:r>
+      <w:r>
+        <w:rPr>
+          <w:sz w:val="22"/>
+          <w:szCs w:val="22"/>
+        </w:rPr>
       </w:r>
       <w:proofErr w:type="spellEnd"/>
     </w:p>
@@ -888,15 +846,14 @@
           <w:sz w:val="22"/>
           <w:szCs w:val="22"/>
         </w:rPr>
-        <w:t>Setting</w:t>
-      </w:r>
-      <w:r>
-        <w:rPr>
-          <w:rFonts w:ascii="NimbusRomNo9L" w:hAnsi="NimbusRomNo9L"/>
-          <w:sz w:val="22"/>
-          <w:szCs w:val="22"/>
-        </w:rPr>
-        <w:t xml:space="preserve"> </w:t>
+        <w:t>Setting a0 = 0, a1 = 1, a2 = 1, a3 = 1, and a4 = 1, simulate a dataset at 100 random times between t = 20 and t = 35, with Gaussian measurement uncertainty 0.5.</w:t>
+      </w:r>
+      <w:r>
+        <w:rPr>
+          <w:rFonts w:ascii="NimbusRomNo9L" w:hAnsi="NimbusRomNo9L"/>
+          <w:sz w:val="22"/>
+          <w:szCs w:val="22"/>
+        </w:rPr>
       </w:r>
       <w:r>
         <w:rPr>
@@ -904,7 +861,6 @@
           <w:sz w:val="22"/>
           <w:szCs w:val="22"/>
         </w:rPr>
-        <w:t>a</w:t>
       </w:r>
       <w:r>
         <w:rPr>
@@ -913,31 +869,27 @@
           <w:sz w:val="22"/>
           <w:szCs w:val="22"/>
         </w:rPr>
-        <w:t xml:space="preserve">0 </w:t>
-      </w:r>
-      <w:r>
-        <w:rPr>
-          <w:rFonts w:ascii="CMR12" w:hAnsi="CMR12"/>
-          <w:sz w:val="22"/>
-          <w:szCs w:val="22"/>
-        </w:rPr>
-        <w:t>=0</w:t>
-      </w:r>
-      <w:r>
-        <w:rPr>
-          <w:rFonts w:ascii="NimbusRomNo9L" w:hAnsi="NimbusRomNo9L"/>
-          <w:sz w:val="22"/>
-          <w:szCs w:val="22"/>
-        </w:rPr>
-        <w:t>,</w:t>
-      </w:r>
-      <w:r>
-        <w:rPr>
-          <w:rFonts w:ascii="NimbusRomNo9L" w:hAnsi="NimbusRomNo9L"/>
-          <w:sz w:val="22"/>
-          <w:szCs w:val="22"/>
-        </w:rPr>
-        <w:t xml:space="preserve"> </w:t>
+      </w:r>
+      <w:r>
+        <w:rPr>
+          <w:rFonts w:ascii="CMR12" w:hAnsi="CMR12"/>
+          <w:sz w:val="22"/>
+          <w:szCs w:val="22"/>
+        </w:rPr>
+      </w:r>
+      <w:r>
+        <w:rPr>
+          <w:rFonts w:ascii="NimbusRomNo9L" w:hAnsi="NimbusRomNo9L"/>
+          <w:sz w:val="22"/>
+          <w:szCs w:val="22"/>
+        </w:rPr>
+      </w:r>
+      <w:r>
+        <w:rPr>
+          <w:rFonts w:ascii="NimbusRomNo9L" w:hAnsi="NimbusRomNo9L"/>
+          <w:sz w:val="22"/>
+          <w:szCs w:val="22"/>
+        </w:rPr>
       </w:r>
       <w:r>
         <w:rPr>
@@ -945,7 +897,6 @@
           <w:sz w:val="22"/>
           <w:szCs w:val="22"/>
         </w:rPr>
-        <w:t>a</w:t>
       </w:r>
       <w:r>
         <w:rPr>
@@ -954,31 +905,27 @@
           <w:sz w:val="22"/>
           <w:szCs w:val="22"/>
         </w:rPr>
-        <w:t xml:space="preserve">1 </w:t>
-      </w:r>
-      <w:r>
-        <w:rPr>
-          <w:rFonts w:ascii="CMR12" w:hAnsi="CMR12"/>
-          <w:sz w:val="22"/>
-          <w:szCs w:val="22"/>
-        </w:rPr>
-        <w:t>=1</w:t>
-      </w:r>
-      <w:r>
-        <w:rPr>
-          <w:rFonts w:ascii="NimbusRomNo9L" w:hAnsi="NimbusRomNo9L"/>
-          <w:sz w:val="22"/>
-          <w:szCs w:val="22"/>
-        </w:rPr>
-        <w:t>,</w:t>
-      </w:r>
-      <w:r>
-        <w:rPr>
-          <w:rFonts w:ascii="NimbusRomNo9L" w:hAnsi="NimbusRomNo9L"/>
-          <w:sz w:val="22"/>
-          <w:szCs w:val="22"/>
-        </w:rPr>
-        <w:t xml:space="preserve"> </w:t>
+      </w:r>
+      <w:r>
+        <w:rPr>
+          <w:rFonts w:ascii="CMR12" w:hAnsi="CMR12"/>
+          <w:sz w:val="22"/>
+          <w:szCs w:val="22"/>
+        </w:rPr>
+      </w:r>
+      <w:r>
+        <w:rPr>
+          <w:rFonts w:ascii="NimbusRomNo9L" w:hAnsi="NimbusRomNo9L"/>
+          <w:sz w:val="22"/>
+          <w:szCs w:val="22"/>
+        </w:rPr>
+      </w:r>
+      <w:r>
+        <w:rPr>
+          <w:rFonts w:ascii="NimbusRomNo9L" w:hAnsi="NimbusRomNo9L"/>
+          <w:sz w:val="22"/>
+          <w:szCs w:val="22"/>
+        </w:rPr>
       </w:r>
       <w:r>
         <w:rPr>
@@ -986,7 +933,6 @@
           <w:sz w:val="22"/>
           <w:szCs w:val="22"/>
         </w:rPr>
-        <w:t>a</w:t>
       </w:r>
       <w:r>
         <w:rPr>
@@ -995,31 +941,27 @@
           <w:sz w:val="22"/>
           <w:szCs w:val="22"/>
         </w:rPr>
-        <w:t xml:space="preserve">2 </w:t>
-      </w:r>
-      <w:r>
-        <w:rPr>
-          <w:rFonts w:ascii="CMR12" w:hAnsi="CMR12"/>
-          <w:sz w:val="22"/>
-          <w:szCs w:val="22"/>
-        </w:rPr>
-        <w:t>=1</w:t>
-      </w:r>
-      <w:r>
-        <w:rPr>
-          <w:rFonts w:ascii="NimbusRomNo9L" w:hAnsi="NimbusRomNo9L"/>
-          <w:sz w:val="22"/>
-          <w:szCs w:val="22"/>
-        </w:rPr>
-        <w:t>,</w:t>
-      </w:r>
-      <w:r>
-        <w:rPr>
-          <w:rFonts w:ascii="NimbusRomNo9L" w:hAnsi="NimbusRomNo9L"/>
-          <w:sz w:val="22"/>
-          <w:szCs w:val="22"/>
-        </w:rPr>
-        <w:t xml:space="preserve"> </w:t>
+      </w:r>
+      <w:r>
+        <w:rPr>
+          <w:rFonts w:ascii="CMR12" w:hAnsi="CMR12"/>
+          <w:sz w:val="22"/>
+          <w:szCs w:val="22"/>
+        </w:rPr>
+      </w:r>
+      <w:r>
+        <w:rPr>
+          <w:rFonts w:ascii="NimbusRomNo9L" w:hAnsi="NimbusRomNo9L"/>
+          <w:sz w:val="22"/>
+          <w:szCs w:val="22"/>
+        </w:rPr>
+      </w:r>
+      <w:r>
+        <w:rPr>
+          <w:rFonts w:ascii="NimbusRomNo9L" w:hAnsi="NimbusRomNo9L"/>
+          <w:sz w:val="22"/>
+          <w:szCs w:val="22"/>
+        </w:rPr>
       </w:r>
       <w:r>
         <w:rPr>
@@ -1027,7 +969,6 @@
           <w:sz w:val="22"/>
           <w:szCs w:val="22"/>
         </w:rPr>
-        <w:t>a</w:t>
       </w:r>
       <w:r>
         <w:rPr>
@@ -1036,39 +977,34 @@
           <w:sz w:val="22"/>
           <w:szCs w:val="22"/>
         </w:rPr>
-        <w:t xml:space="preserve">3 </w:t>
-      </w:r>
-      <w:r>
-        <w:rPr>
-          <w:rFonts w:ascii="CMR12" w:hAnsi="CMR12"/>
-          <w:sz w:val="22"/>
-          <w:szCs w:val="22"/>
-        </w:rPr>
-        <w:t>=1</w:t>
-      </w:r>
-      <w:r>
-        <w:rPr>
-          <w:rFonts w:ascii="CMR12" w:hAnsi="CMR12"/>
-          <w:sz w:val="22"/>
-          <w:szCs w:val="22"/>
-        </w:rPr>
-        <w:t xml:space="preserve"> </w:t>
-      </w:r>
-      <w:r>
-        <w:rPr>
-          <w:rFonts w:ascii="NimbusRomNo9L" w:hAnsi="NimbusRomNo9L"/>
-          <w:sz w:val="22"/>
-          <w:szCs w:val="22"/>
-        </w:rPr>
-        <w:t>and</w:t>
-      </w:r>
-      <w:r>
-        <w:rPr>
-          <w:rFonts w:ascii="NimbusRomNo9L" w:hAnsi="NimbusRomNo9L"/>
-          <w:sz w:val="22"/>
-          <w:szCs w:val="22"/>
-        </w:rPr>
-        <w:t xml:space="preserve"> </w:t>
+      </w:r>
+      <w:r>
+        <w:rPr>
+          <w:rFonts w:ascii="CMR12" w:hAnsi="CMR12"/>
+          <w:sz w:val="22"/>
+          <w:szCs w:val="22"/>
+        </w:rPr>
+      </w:r>
+      <w:r>
+        <w:rPr>
+          <w:rFonts w:ascii="CMR12" w:hAnsi="CMR12"/>
+          <w:sz w:val="22"/>
+          <w:szCs w:val="22"/>
+        </w:rPr>
+      </w:r>
+      <w:r>
+        <w:rPr>
+          <w:rFonts w:ascii="NimbusRomNo9L" w:hAnsi="NimbusRomNo9L"/>
+          <w:sz w:val="22"/>
+          <w:szCs w:val="22"/>
+        </w:rPr>
+      </w:r>
+      <w:r>
+        <w:rPr>
+          <w:rFonts w:ascii="NimbusRomNo9L" w:hAnsi="NimbusRomNo9L"/>
+          <w:sz w:val="22"/>
+          <w:szCs w:val="22"/>
+        </w:rPr>
       </w:r>
       <w:r>
         <w:rPr>
@@ -1076,7 +1012,6 @@
           <w:sz w:val="22"/>
           <w:szCs w:val="22"/>
         </w:rPr>
-        <w:t>a</w:t>
       </w:r>
       <w:r>
         <w:rPr>
@@ -1085,111 +1020,97 @@
           <w:sz w:val="22"/>
           <w:szCs w:val="22"/>
         </w:rPr>
-        <w:t xml:space="preserve">4 </w:t>
-      </w:r>
-      <w:r>
-        <w:rPr>
-          <w:rFonts w:ascii="CMR12" w:hAnsi="CMR12"/>
-          <w:sz w:val="22"/>
-          <w:szCs w:val="22"/>
-        </w:rPr>
-        <w:t>=0</w:t>
-      </w:r>
-      <w:r>
-        <w:rPr>
-          <w:rFonts w:ascii="NimbusRomNo9L" w:hAnsi="NimbusRomNo9L"/>
-          <w:sz w:val="22"/>
-          <w:szCs w:val="22"/>
-        </w:rPr>
-        <w:t>,</w:t>
-      </w:r>
-      <w:r>
-        <w:rPr>
-          <w:rFonts w:ascii="NimbusRomNo9L" w:hAnsi="NimbusRomNo9L"/>
-          <w:sz w:val="22"/>
-          <w:szCs w:val="22"/>
-        </w:rPr>
-        <w:t xml:space="preserve"> </w:t>
-      </w:r>
-      <w:r>
-        <w:rPr>
-          <w:rFonts w:ascii="NimbusRomNo9L" w:hAnsi="NimbusRomNo9L"/>
-          <w:sz w:val="22"/>
-          <w:szCs w:val="22"/>
-        </w:rPr>
-        <w:t>simulate</w:t>
-      </w:r>
-      <w:r>
-        <w:rPr>
-          <w:rFonts w:ascii="NimbusRomNo9L" w:hAnsi="NimbusRomNo9L"/>
-          <w:sz w:val="22"/>
-          <w:szCs w:val="22"/>
-        </w:rPr>
-        <w:t xml:space="preserve"> </w:t>
-      </w:r>
-      <w:r>
-        <w:rPr>
-          <w:rFonts w:ascii="NimbusRomNo9L" w:hAnsi="NimbusRomNo9L"/>
-          <w:sz w:val="22"/>
-          <w:szCs w:val="22"/>
-        </w:rPr>
-        <w:t>a</w:t>
-      </w:r>
-      <w:r>
-        <w:rPr>
-          <w:rFonts w:ascii="NimbusRomNo9L" w:hAnsi="NimbusRomNo9L"/>
-          <w:sz w:val="22"/>
-          <w:szCs w:val="22"/>
-        </w:rPr>
-        <w:t xml:space="preserve"> </w:t>
-      </w:r>
-      <w:r>
-        <w:rPr>
-          <w:rFonts w:ascii="NimbusRomNo9L" w:hAnsi="NimbusRomNo9L"/>
-          <w:sz w:val="22"/>
-          <w:szCs w:val="22"/>
-        </w:rPr>
-        <w:t>dataset</w:t>
-      </w:r>
-      <w:r>
-        <w:rPr>
-          <w:rFonts w:ascii="NimbusRomNo9L" w:hAnsi="NimbusRomNo9L"/>
-          <w:sz w:val="22"/>
-          <w:szCs w:val="22"/>
-        </w:rPr>
-        <w:t xml:space="preserve"> </w:t>
-      </w:r>
-      <w:r>
-        <w:rPr>
-          <w:rFonts w:ascii="NimbusRomNo9L" w:hAnsi="NimbusRomNo9L"/>
-          <w:sz w:val="22"/>
-          <w:szCs w:val="22"/>
-        </w:rPr>
-        <w:t>from</w:t>
-      </w:r>
-      <w:r>
-        <w:rPr>
-          <w:rFonts w:ascii="NimbusRomNo9L" w:hAnsi="NimbusRomNo9L"/>
-          <w:sz w:val="22"/>
-          <w:szCs w:val="22"/>
-        </w:rPr>
-        <w:t xml:space="preserve"> </w:t>
-      </w:r>
-      <w:r>
-        <w:rPr>
-          <w:rFonts w:ascii="NimbusRomNo9L" w:hAnsi="NimbusRomNo9L"/>
-          <w:sz w:val="22"/>
-          <w:szCs w:val="22"/>
-        </w:rPr>
-        <w:t>times</w:t>
-      </w:r>
-      <w:r>
-        <w:rPr>
-          <w:rFonts w:ascii="NimbusRomNo9L" w:hAnsi="NimbusRomNo9L"/>
-          <w:sz w:val="22"/>
-          <w:szCs w:val="22"/>
-        </w:rPr>
-        <w:t xml:space="preserve"> </w:t>
+      </w:r>
+      <w:r>
+        <w:rPr>
+          <w:rFonts w:ascii="CMR12" w:hAnsi="CMR12"/>
+          <w:sz w:val="22"/>
+          <w:szCs w:val="22"/>
+        </w:rPr>
+      </w:r>
+      <w:r>
+        <w:rPr>
+          <w:rFonts w:ascii="NimbusRomNo9L" w:hAnsi="NimbusRomNo9L"/>
+          <w:sz w:val="22"/>
+          <w:szCs w:val="22"/>
+        </w:rPr>
+      </w:r>
+      <w:r>
+        <w:rPr>
+          <w:rFonts w:ascii="NimbusRomNo9L" w:hAnsi="NimbusRomNo9L"/>
+          <w:sz w:val="22"/>
+          <w:szCs w:val="22"/>
+        </w:rPr>
+      </w:r>
+      <w:r>
+        <w:rPr>
+          <w:rFonts w:ascii="NimbusRomNo9L" w:hAnsi="NimbusRomNo9L"/>
+          <w:sz w:val="22"/>
+          <w:szCs w:val="22"/>
+        </w:rPr>
+      </w:r>
+      <w:r>
+        <w:rPr>
+          <w:rFonts w:ascii="NimbusRomNo9L" w:hAnsi="NimbusRomNo9L"/>
+          <w:sz w:val="22"/>
+          <w:szCs w:val="22"/>
+        </w:rPr>
+      </w:r>
+      <w:r>
+        <w:rPr>
+          <w:rFonts w:ascii="NimbusRomNo9L" w:hAnsi="NimbusRomNo9L"/>
+          <w:sz w:val="22"/>
+          <w:szCs w:val="22"/>
+        </w:rPr>
+      </w:r>
+      <w:r>
+        <w:rPr>
+          <w:rFonts w:ascii="NimbusRomNo9L" w:hAnsi="NimbusRomNo9L"/>
+          <w:sz w:val="22"/>
+          <w:szCs w:val="22"/>
+        </w:rPr>
+      </w:r>
+      <w:r>
+        <w:rPr>
+          <w:rFonts w:ascii="NimbusRomNo9L" w:hAnsi="NimbusRomNo9L"/>
+          <w:sz w:val="22"/>
+          <w:szCs w:val="22"/>
+        </w:rPr>
+      </w:r>
+      <w:r>
+        <w:rPr>
+          <w:rFonts w:ascii="NimbusRomNo9L" w:hAnsi="NimbusRomNo9L"/>
+          <w:sz w:val="22"/>
+          <w:szCs w:val="22"/>
+        </w:rPr>
+      </w:r>
+      <w:r>
+        <w:rPr>
+          <w:rFonts w:ascii="NimbusRomNo9L" w:hAnsi="NimbusRomNo9L"/>
+          <w:sz w:val="22"/>
+          <w:szCs w:val="22"/>
+        </w:rPr>
+      </w:r>
+      <w:r>
+        <w:rPr>
+          <w:rFonts w:ascii="NimbusRomNo9L" w:hAnsi="NimbusRomNo9L"/>
+          <w:sz w:val="22"/>
+          <w:szCs w:val="22"/>
+        </w:rPr>
+      </w:r>
+      <w:r>
+        <w:rPr>
+          <w:rFonts w:ascii="NimbusRomNo9L" w:hAnsi="NimbusRomNo9L"/>
+          <w:sz w:val="22"/>
+          <w:szCs w:val="22"/>
+        </w:rPr>
+      </w:r>
+      <w:r>
+        <w:rPr>
+          <w:rFonts w:ascii="NimbusRomNo9L" w:hAnsi="NimbusRomNo9L"/>
+          <w:sz w:val="22"/>
+          <w:szCs w:val="22"/>
+        </w:rPr>
       </w:r>
       <w:r>
         <w:rPr>
@@ -1197,23 +1118,20 @@
           <w:sz w:val="22"/>
           <w:szCs w:val="22"/>
         </w:rPr>
-        <w:t>t</w:t>
-      </w:r>
-      <w:r>
-        <w:rPr>
-          <w:rFonts w:ascii="CMR12" w:hAnsi="CMR12"/>
-          <w:sz w:val="22"/>
-          <w:szCs w:val="22"/>
-        </w:rPr>
-        <w:t xml:space="preserve">=20 </w:t>
-      </w:r>
-      <w:r>
-        <w:rPr>
-          <w:rFonts w:ascii="NimbusRomNo9L" w:hAnsi="NimbusRomNo9L"/>
-          <w:sz w:val="22"/>
-          <w:szCs w:val="22"/>
-        </w:rPr>
-        <w:t xml:space="preserve">to </w:t>
+      </w:r>
+      <w:r>
+        <w:rPr>
+          <w:rFonts w:ascii="CMR12" w:hAnsi="CMR12"/>
+          <w:sz w:val="22"/>
+          <w:szCs w:val="22"/>
+        </w:rPr>
+      </w:r>
+      <w:r>
+        <w:rPr>
+          <w:rFonts w:ascii="NimbusRomNo9L" w:hAnsi="NimbusRomNo9L"/>
+          <w:sz w:val="22"/>
+          <w:szCs w:val="22"/>
+        </w:rPr>
       </w:r>
       <w:r>
         <w:rPr>
@@ -1221,23 +1139,20 @@
           <w:sz w:val="22"/>
           <w:szCs w:val="22"/>
         </w:rPr>
-        <w:t xml:space="preserve">t </w:t>
-      </w:r>
-      <w:r>
-        <w:rPr>
-          <w:rFonts w:ascii="CMR12" w:hAnsi="CMR12"/>
-          <w:sz w:val="22"/>
-          <w:szCs w:val="22"/>
-        </w:rPr>
-        <w:t>= 35</w:t>
-      </w:r>
-      <w:r>
-        <w:rPr>
-          <w:rFonts w:ascii="NimbusRomNo9L" w:hAnsi="NimbusRomNo9L"/>
-          <w:sz w:val="22"/>
-          <w:szCs w:val="22"/>
-        </w:rPr>
-        <w:t xml:space="preserve">, containing 100 points with Gaussian errors with uncertainty 0.5 </w:t>
+      </w:r>
+      <w:r>
+        <w:rPr>
+          <w:rFonts w:ascii="CMR12" w:hAnsi="CMR12"/>
+          <w:sz w:val="22"/>
+          <w:szCs w:val="22"/>
+        </w:rPr>
+      </w:r>
+      <w:r>
+        <w:rPr>
+          <w:rFonts w:ascii="NimbusRomNo9L" w:hAnsi="NimbusRomNo9L"/>
+          <w:sz w:val="22"/>
+          <w:szCs w:val="22"/>
+        </w:rPr>
       </w:r>
     </w:p>
     <w:p>
@@ -1552,8 +1467,7 @@
           <w:sz w:val="22"/>
           <w:szCs w:val="22"/>
         </w:rPr>
-        <w:tab/>
-        <w:t xml:space="preserve">and refit the data and extract the fit parameters, with errors.   Does this </w:t>
+        <w:t>Refit the data and extract the fit parameters with uncertainties. Does this give a better or worse fit?</w:t>
       </w:r>
       <w:proofErr w:type="gramStart"/>
       <w:r>
@@ -1562,7 +1476,6 @@
           <w:sz w:val="22"/>
           <w:szCs w:val="22"/>
         </w:rPr>
-        <w:t>give</w:t>
       </w:r>
       <w:proofErr w:type="gramEnd"/>
       <w:r>
@@ -1571,15 +1484,13 @@
           <w:sz w:val="22"/>
           <w:szCs w:val="22"/>
         </w:rPr>
-        <w:t xml:space="preserve"> </w:t>
-      </w:r>
-      <w:r>
-        <w:rPr>
-          <w:rFonts w:ascii="CMR12" w:hAnsi="CMR12"/>
-          <w:sz w:val="22"/>
-          <w:szCs w:val="22"/>
-        </w:rPr>
-        <w:tab/>
+      </w:r>
+      <w:r>
+        <w:rPr>
+          <w:rFonts w:ascii="CMR12" w:hAnsi="CMR12"/>
+          <w:sz w:val="22"/>
+          <w:szCs w:val="22"/>
+        </w:rPr>
       </w:r>
     </w:p>
     <w:p>
@@ -1597,24 +1508,21 @@
           <w:sz w:val="22"/>
           <w:szCs w:val="22"/>
         </w:rPr>
-        <w:tab/>
-        <w:t>better or worse fit?</w:t>
-      </w:r>
-      <w:r>
-        <w:rPr>
-          <w:rFonts w:ascii="CMR12" w:hAnsi="CMR12"/>
-          <w:sz w:val="22"/>
-          <w:szCs w:val="22"/>
-        </w:rPr>
-        <w:t xml:space="preserve">  Extra Credit:  </w:t>
-      </w:r>
-      <w:r>
-        <w:rPr>
-          <w:rFonts w:ascii="CMR12" w:hAnsi="CMR12"/>
-          <w:sz w:val="22"/>
-          <w:szCs w:val="22"/>
-        </w:rPr>
-        <w:t xml:space="preserve">Show that the two fits are </w:t>
+        <w:t>Extra credit: Show that the two fitting functions are mathematically equivalent, and then calculate the relationships between their fit parameters and uncertainties.</w:t>
+      </w:r>
+      <w:r>
+        <w:rPr>
+          <w:rFonts w:ascii="CMR12" w:hAnsi="CMR12"/>
+          <w:sz w:val="22"/>
+          <w:szCs w:val="22"/>
+        </w:rPr>
+      </w:r>
+      <w:r>
+        <w:rPr>
+          <w:rFonts w:ascii="CMR12" w:hAnsi="CMR12"/>
+          <w:sz w:val="22"/>
+          <w:szCs w:val="22"/>
+        </w:rPr>
       </w:r>
       <w:proofErr w:type="gramStart"/>
       <w:r>
@@ -1623,7 +1531,6 @@
           <w:sz w:val="22"/>
           <w:szCs w:val="22"/>
         </w:rPr>
-        <w:t>mathematically</w:t>
       </w:r>
       <w:proofErr w:type="gramEnd"/>
     </w:p>
@@ -1643,7 +1550,6 @@
           <w:sz w:val="22"/>
           <w:szCs w:val="22"/>
         </w:rPr>
-        <w:t>equivalent, and then from this calculate the mathematical relationship between the fit parameters and errors of the two fit functions.</w:t>
       </w:r>
     </w:p>
     <w:sectPr>

--- a/Assignments/Physics 441 Assignments 1.docx
+++ b/Assignments/Physics 441 Assignments 1.docx
@@ -71,7 +71,7 @@
           <w:sz w:val="22"/>
           <w:szCs w:val="22"/>
         </w:rPr>
-        <w:t>Floating Point Binary Representation</w:t>
+        <w:t>Numerical Differentiation and Convergence</w:t>
       </w:r>
     </w:p>
     <w:p>
@@ -87,7 +87,7 @@
           <w:sz w:val="22"/>
           <w:szCs w:val="22"/>
         </w:rPr>
-        <w:t>Modify the Jupyter Notebook called:</w:t>
+        <w:t>Using the Jupyter Notebook called:</w:t>
       </w:r>
       <w:proofErr w:type="spellStart"/>
       <w:r>
@@ -123,7 +123,7 @@
           <w:sz w:val="22"/>
           <w:szCs w:val="22"/>
         </w:rPr>
-        <w:t>JupyterNotebooks/Week1/Binary_Representation.ipynb</w:t>
+        <w:t>JupyterNotebooks/Week1/rounding_error_simple.ipynb</w:t>
       </w:r>
       <w:proofErr w:type="spellStart"/>
       <w:r>
@@ -167,7 +167,7 @@
           <w:sz w:val="22"/>
           <w:szCs w:val="22"/>
         </w:rPr>
-        <w:t>to consider the case of 64-bit floating point binary representation.</w:t>
+        <w:t>as a starting point, compare the forward-difference and centered-difference approximations to the derivative of f(x) = sin(x) at x = 1. Use step sizes h = 10^-1, 10^-2, ..., 10^-8 and compare each numerical result with the exact value f'(1) = cos(1). Plot the absolute errors for both methods on the same log-log graph. Over the range where truncation error dominates, estimate the slope of each error curve and determine whether the results are consistent with first-order accuracy for the forward difference and second-order accuracy for the centered difference. Report the step size that gives the smallest error for each method and briefly explain why decreasing h does not always improve the numerical derivative.</w:t>
       </w:r>
     </w:p>
     <w:p>
